--- a/backend sp/demo/src/main/resources/Form1mai.docx
+++ b/backend sp/demo/src/main/resources/Form1mai.docx
@@ -65,7 +65,6 @@
           </w:tblCellMar>
         </w:tblPrEx>
         <w:trPr>
-          <w:wAfter w:w="0" w:type="auto"/>
           <w:trHeight w:val="1685" w:hRule="atLeast"/>
         </w:trPr>
         <w:tc>
@@ -150,8 +149,6 @@
               </w:rPr>
               <w:t>APPLICATION FOR GRANT OF PATENT</w:t>
             </w:r>
-            <w:bookmarkStart w:id="0" w:name="_GoBack"/>
-            <w:bookmarkEnd w:id="0"/>
           </w:p>
           <w:p>
             <w:pPr>
@@ -186,7 +183,6 @@
           </w:tblCellMar>
         </w:tblPrEx>
         <w:trPr>
-          <w:wAfter w:w="0" w:type="auto"/>
           <w:trHeight w:val="432" w:hRule="atLeast"/>
         </w:trPr>
         <w:tc>
@@ -249,7 +245,6 @@
           </w:tblCellMar>
         </w:tblPrEx>
         <w:trPr>
-          <w:wAfter w:w="0" w:type="auto"/>
           <w:trHeight w:val="432" w:hRule="atLeast"/>
         </w:trPr>
         <w:tc>
@@ -312,7 +307,6 @@
           </w:tblCellMar>
         </w:tblPrEx>
         <w:trPr>
-          <w:wAfter w:w="0" w:type="auto"/>
           <w:trHeight w:val="432" w:hRule="atLeast"/>
         </w:trPr>
         <w:tc>
@@ -403,7 +397,6 @@
           </w:tblCellMar>
         </w:tblPrEx>
         <w:trPr>
-          <w:wAfter w:w="0" w:type="auto"/>
           <w:trHeight w:val="432" w:hRule="atLeast"/>
         </w:trPr>
         <w:tc>
@@ -466,7 +459,6 @@
           </w:tblCellMar>
         </w:tblPrEx>
         <w:trPr>
-          <w:wAfter w:w="0" w:type="auto"/>
           <w:trHeight w:val="432" w:hRule="atLeast"/>
         </w:trPr>
         <w:tc>
@@ -516,7 +508,6 @@
           </w:tblCellMar>
         </w:tblPrEx>
         <w:trPr>
-          <w:wAfter w:w="0" w:type="auto"/>
           <w:trHeight w:val="1008" w:hRule="atLeast"/>
         </w:trPr>
         <w:tc>
@@ -671,7 +662,6 @@
           </w:tblCellMar>
         </w:tblPrEx>
         <w:trPr>
-          <w:wAfter w:w="0" w:type="auto"/>
           <w:trHeight w:val="461" w:hRule="atLeast"/>
         </w:trPr>
         <w:tc>
@@ -880,7 +870,6 @@
           </w:tblCellMar>
         </w:tblPrEx>
         <w:trPr>
-          <w:wAfter w:w="0" w:type="auto"/>
           <w:trHeight w:val="432" w:hRule="atLeast"/>
         </w:trPr>
         <w:tc>
@@ -1027,7 +1016,6 @@
           </w:tblCellMar>
         </w:tblPrEx>
         <w:trPr>
-          <w:wAfter w:w="0" w:type="auto"/>
           <w:trHeight w:val="432" w:hRule="atLeast"/>
         </w:trPr>
         <w:tc>
@@ -1328,7 +1316,6 @@
           </w:tblCellMar>
         </w:tblPrEx>
         <w:trPr>
-          <w:wAfter w:w="0" w:type="auto"/>
           <w:trHeight w:val="360" w:hRule="atLeast"/>
         </w:trPr>
         <w:tc>
@@ -1385,7 +1372,6 @@
           </w:tblCellMar>
         </w:tblPrEx>
         <w:trPr>
-          <w:wAfter w:w="0" w:type="auto"/>
           <w:trHeight w:val="677" w:hRule="atLeast"/>
         </w:trPr>
         <w:tc>
@@ -1577,7 +1563,6 @@
           </w:tblCellMar>
         </w:tblPrEx>
         <w:trPr>
-          <w:wAfter w:w="0" w:type="auto"/>
           <w:trHeight w:val="355" w:hRule="atLeast"/>
         </w:trPr>
         <w:tc>
@@ -1723,7 +1708,6 @@
           </w:tblCellMar>
         </w:tblPrEx>
         <w:trPr>
-          <w:wAfter w:w="0" w:type="auto"/>
           <w:trHeight w:val="355" w:hRule="atLeast"/>
         </w:trPr>
         <w:tc>
@@ -1831,7 +1815,6 @@
           </w:tblCellMar>
         </w:tblPrEx>
         <w:trPr>
-          <w:wAfter w:w="0" w:type="auto"/>
           <w:trHeight w:val="355" w:hRule="atLeast"/>
         </w:trPr>
         <w:tc>
@@ -1939,7 +1922,6 @@
           </w:tblCellMar>
         </w:tblPrEx>
         <w:trPr>
-          <w:wAfter w:w="0" w:type="auto"/>
           <w:trHeight w:val="355" w:hRule="atLeast"/>
         </w:trPr>
         <w:tc>
@@ -2047,7 +2029,6 @@
           </w:tblCellMar>
         </w:tblPrEx>
         <w:trPr>
-          <w:wAfter w:w="0" w:type="auto"/>
           <w:trHeight w:val="355" w:hRule="atLeast"/>
         </w:trPr>
         <w:tc>
@@ -2156,7 +2137,6 @@
           </w:tblCellMar>
         </w:tblPrEx>
         <w:trPr>
-          <w:wAfter w:w="0" w:type="auto"/>
           <w:trHeight w:val="355" w:hRule="atLeast"/>
         </w:trPr>
         <w:tc>
@@ -2277,7 +2257,6 @@
           </w:tblCellMar>
         </w:tblPrEx>
         <w:trPr>
-          <w:wAfter w:w="0" w:type="auto"/>
           <w:trHeight w:val="355" w:hRule="atLeast"/>
         </w:trPr>
         <w:tc>
@@ -2491,7 +2470,6 @@
           </w:tblCellMar>
         </w:tblPrEx>
         <w:trPr>
-          <w:wAfter w:w="0" w:type="auto"/>
           <w:trHeight w:val="331" w:hRule="atLeast"/>
         </w:trPr>
         <w:tc>
@@ -2639,7 +2617,6 @@
           </w:tblCellMar>
         </w:tblPrEx>
         <w:trPr>
-          <w:wAfter w:w="0" w:type="auto"/>
           <w:trHeight w:val="1008" w:hRule="atLeast"/>
         </w:trPr>
         <w:tc>
@@ -2800,7 +2777,6 @@
           </w:tblCellMar>
         </w:tblPrEx>
         <w:trPr>
-          <w:wAfter w:w="0" w:type="auto"/>
           <w:trHeight w:val="562" w:hRule="atLeast"/>
         </w:trPr>
         <w:tc>
@@ -2984,7 +2960,6 @@
           </w:tblCellMar>
         </w:tblPrEx>
         <w:trPr>
-          <w:wAfter w:w="0" w:type="auto"/>
           <w:trHeight w:val="389" w:hRule="atLeast"/>
         </w:trPr>
         <w:tc>
@@ -3118,7 +3093,6 @@
           </w:tblCellMar>
         </w:tblPrEx>
         <w:trPr>
-          <w:wAfter w:w="0" w:type="auto"/>
           <w:trHeight w:val="389" w:hRule="atLeast"/>
         </w:trPr>
         <w:tc>
@@ -3252,7 +3226,6 @@
           </w:tblCellMar>
         </w:tblPrEx>
         <w:trPr>
-          <w:wAfter w:w="0" w:type="auto"/>
           <w:trHeight w:val="533" w:hRule="atLeast"/>
         </w:trPr>
         <w:tc>
@@ -3388,7 +3361,6 @@
           </w:tblCellMar>
         </w:tblPrEx>
         <w:trPr>
-          <w:wAfter w:w="0" w:type="auto"/>
           <w:trHeight w:val="418" w:hRule="atLeast"/>
         </w:trPr>
         <w:tc>
@@ -3583,7 +3555,6 @@
           </w:tblCellMar>
         </w:tblPrEx>
         <w:trPr>
-          <w:wAfter w:w="0" w:type="auto"/>
           <w:trHeight w:val="340" w:hRule="atLeast"/>
         </w:trPr>
         <w:tc>
@@ -3725,7 +3696,6 @@
           </w:tblCellMar>
         </w:tblPrEx>
         <w:trPr>
-          <w:wAfter w:w="0" w:type="auto"/>
           <w:trHeight w:val="340" w:hRule="atLeast"/>
         </w:trPr>
         <w:tc>
@@ -3830,7 +3800,6 @@
           </w:tblCellMar>
         </w:tblPrEx>
         <w:trPr>
-          <w:wAfter w:w="0" w:type="auto"/>
           <w:trHeight w:val="340" w:hRule="atLeast"/>
         </w:trPr>
         <w:tc>
@@ -3935,7 +3904,6 @@
           </w:tblCellMar>
         </w:tblPrEx>
         <w:trPr>
-          <w:wAfter w:w="0" w:type="auto"/>
           <w:trHeight w:val="340" w:hRule="atLeast"/>
         </w:trPr>
         <w:tc>
@@ -4040,7 +4008,6 @@
           </w:tblCellMar>
         </w:tblPrEx>
         <w:trPr>
-          <w:wAfter w:w="0" w:type="auto"/>
           <w:trHeight w:val="340" w:hRule="atLeast"/>
         </w:trPr>
         <w:tc>
@@ -4145,7 +4112,6 @@
           </w:tblCellMar>
         </w:tblPrEx>
         <w:trPr>
-          <w:wAfter w:w="0" w:type="auto"/>
           <w:trHeight w:val="340" w:hRule="atLeast"/>
         </w:trPr>
         <w:tc>
@@ -4263,7 +4229,6 @@
           </w:tblCellMar>
         </w:tblPrEx>
         <w:trPr>
-          <w:wAfter w:w="0" w:type="auto"/>
           <w:trHeight w:val="418" w:hRule="atLeast"/>
         </w:trPr>
         <w:tc>
@@ -4365,7 +4330,6 @@
           </w:tblCellMar>
         </w:tblPrEx>
         <w:trPr>
-          <w:wAfter w:w="0" w:type="auto"/>
           <w:trHeight w:val="418" w:hRule="atLeast"/>
         </w:trPr>
         <w:tc>
@@ -4376,10 +4340,21 @@
           <w:p>
             <w:pPr>
               <w:rPr>
-                <w:b/>
-                <w:sz w:val="24"/>
-              </w:rPr>
-            </w:pPr>
+                <w:rFonts w:hint="default"/>
+                <w:b/>
+                <w:sz w:val="24"/>
+                <w:lang w:val="en-US"/>
+              </w:rPr>
+            </w:pPr>
+            <w:r>
+              <w:rPr>
+                <w:rFonts w:hint="default"/>
+                <w:b/>
+                <w:sz w:val="24"/>
+                <w:lang w:val="en-US"/>
+              </w:rPr>
+              <w:t>{{TITLE}}</w:t>
+            </w:r>
           </w:p>
         </w:tc>
       </w:tr>
@@ -4401,7 +4376,6 @@
           </w:tblCellMar>
         </w:tblPrEx>
         <w:trPr>
-          <w:wAfter w:w="0" w:type="auto"/>
           <w:trHeight w:val="425" w:hRule="atLeast"/>
         </w:trPr>
         <w:tc>
@@ -4555,7 +4529,6 @@
           </w:tblCellMar>
         </w:tblPrEx>
         <w:trPr>
-          <w:wAfter w:w="0" w:type="auto"/>
           <w:trHeight w:val="425" w:hRule="atLeast"/>
         </w:trPr>
         <w:tc>
@@ -4626,7 +4599,6 @@
           </w:tblCellMar>
         </w:tblPrEx>
         <w:trPr>
-          <w:wAfter w:w="0" w:type="auto"/>
           <w:trHeight w:val="425" w:hRule="atLeast"/>
         </w:trPr>
         <w:tc>
@@ -4710,7 +4682,6 @@
           </w:tblCellMar>
         </w:tblPrEx>
         <w:trPr>
-          <w:wAfter w:w="0" w:type="auto"/>
           <w:trHeight w:val="331" w:hRule="atLeast"/>
         </w:trPr>
         <w:tc>
@@ -4901,7 +4872,6 @@
           </w:tblCellMar>
         </w:tblPrEx>
         <w:trPr>
-          <w:wAfter w:w="0" w:type="auto"/>
           <w:trHeight w:val="331" w:hRule="atLeast"/>
         </w:trPr>
         <w:tc>
@@ -4992,7 +4962,6 @@
           </w:tblCellMar>
         </w:tblPrEx>
         <w:trPr>
-          <w:wAfter w:w="0" w:type="auto"/>
           <w:trHeight w:val="331" w:hRule="atLeast"/>
         </w:trPr>
         <w:tc>
@@ -5083,7 +5052,6 @@
           </w:tblCellMar>
         </w:tblPrEx>
         <w:trPr>
-          <w:wAfter w:w="0" w:type="auto"/>
           <w:trHeight w:val="331" w:hRule="atLeast"/>
         </w:trPr>
         <w:tc>
@@ -5174,7 +5142,6 @@
           </w:tblCellMar>
         </w:tblPrEx>
         <w:trPr>
-          <w:wAfter w:w="0" w:type="auto"/>
           <w:trHeight w:val="331" w:hRule="atLeast"/>
         </w:trPr>
         <w:tc>
@@ -5265,7 +5232,6 @@
           </w:tblCellMar>
         </w:tblPrEx>
         <w:trPr>
-          <w:wAfter w:w="0" w:type="auto"/>
           <w:trHeight w:val="331" w:hRule="atLeast"/>
         </w:trPr>
         <w:tc>
@@ -5356,7 +5322,6 @@
           </w:tblCellMar>
         </w:tblPrEx>
         <w:trPr>
-          <w:wAfter w:w="0" w:type="auto"/>
           <w:trHeight w:val="677" w:hRule="atLeast"/>
         </w:trPr>
         <w:tc>
@@ -5623,7 +5588,6 @@
           </w:tblCellMar>
         </w:tblPrEx>
         <w:trPr>
-          <w:wAfter w:w="0" w:type="auto"/>
           <w:trHeight w:val="677" w:hRule="atLeast"/>
         </w:trPr>
         <w:tc>
@@ -5966,7 +5930,6 @@
           </w:tblCellMar>
         </w:tblPrEx>
         <w:trPr>
-          <w:wAfter w:w="0" w:type="auto"/>
           <w:trHeight w:val="461" w:hRule="atLeast"/>
         </w:trPr>
         <w:tc>
@@ -6077,7 +6040,6 @@
           </w:tblCellMar>
         </w:tblPrEx>
         <w:trPr>
-          <w:wAfter w:w="0" w:type="auto"/>
           <w:trHeight w:val="778" w:hRule="atLeast"/>
         </w:trPr>
         <w:tc>
@@ -6376,7 +6338,6 @@
           </w:tblCellMar>
         </w:tblPrEx>
         <w:trPr>
-          <w:wAfter w:w="0" w:type="auto"/>
           <w:trHeight w:val="446" w:hRule="atLeast"/>
         </w:trPr>
         <w:tc>
@@ -6494,7 +6455,6 @@
           </w:tblCellMar>
         </w:tblPrEx>
         <w:trPr>
-          <w:wAfter w:w="0" w:type="auto"/>
           <w:trHeight w:val="461" w:hRule="atLeast"/>
         </w:trPr>
         <w:tc>
@@ -6546,7 +6506,6 @@
           </w:tblCellMar>
         </w:tblPrEx>
         <w:trPr>
-          <w:wAfter w:w="0" w:type="auto"/>
           <w:trHeight w:val="461" w:hRule="atLeast"/>
         </w:trPr>
         <w:tc>
@@ -6787,7 +6746,6 @@
           </w:tblCellMar>
         </w:tblPrEx>
         <w:trPr>
-          <w:wAfter w:w="0" w:type="auto"/>
           <w:trHeight w:val="461" w:hRule="atLeast"/>
         </w:trPr>
         <w:tc>
@@ -6841,7 +6799,6 @@
           </w:tblCellMar>
         </w:tblPrEx>
         <w:trPr>
-          <w:wAfter w:w="0" w:type="auto"/>
           <w:trHeight w:val="346" w:hRule="atLeast"/>
         </w:trPr>
         <w:tc>
@@ -6895,7 +6852,6 @@
           </w:tblCellMar>
         </w:tblPrEx>
         <w:trPr>
-          <w:wAfter w:w="0" w:type="auto"/>
           <w:trHeight w:val="677" w:hRule="atLeast"/>
         </w:trPr>
         <w:tc>
@@ -7185,7 +7141,6 @@
           </w:tblCellMar>
         </w:tblPrEx>
         <w:trPr>
-          <w:wAfter w:w="0" w:type="auto"/>
           <w:trHeight w:val="346" w:hRule="atLeast"/>
         </w:trPr>
         <w:tc>
@@ -7342,7 +7297,6 @@
           </w:tblCellMar>
         </w:tblPrEx>
         <w:trPr>
-          <w:wAfter w:w="0" w:type="auto"/>
           <w:trHeight w:val="403" w:hRule="atLeast"/>
         </w:trPr>
         <w:tc>
@@ -7401,7 +7355,6 @@
           </w:tblCellMar>
         </w:tblPrEx>
         <w:trPr>
-          <w:wAfter w:w="0" w:type="auto"/>
           <w:trHeight w:val="3370" w:hRule="atLeast"/>
         </w:trPr>
         <w:tc>
@@ -7863,7 +7816,7 @@
                 <w:sz w:val="24"/>
                 <w:lang w:val="en-US"/>
               </w:rPr>
-              <w:t xml:space="preserve">  {{DAY}} {{MONTH}} {{YEAR}}</w:t>
+              <w:t xml:space="preserve"> Dated this {{DAY}} {{MONTH}} {{YEAR}}</w:t>
             </w:r>
           </w:p>
           <w:p>
@@ -7936,7 +7889,6 @@
           </w:tblCellMar>
         </w:tblPrEx>
         <w:trPr>
-          <w:wAfter w:w="0" w:type="auto"/>
           <w:trHeight w:val="4378" w:hRule="atLeast"/>
         </w:trPr>
         <w:tc>
@@ -8482,7 +8434,7 @@
                 <w:sz w:val="24"/>
                 <w:lang w:val="en-US"/>
               </w:rPr>
-              <w:t xml:space="preserve"> {{DAY}} {{MONTH}} {{YEAR}}</w:t>
+              <w:t>Dated this {{DAY}} {{MONTH}} {{YEAR}}</w:t>
             </w:r>
           </w:p>
           <w:p>
@@ -8519,11 +8471,11 @@
             </w:r>
             <w:r>
               <w:rPr>
-                <w:rFonts w:hint="default"/>
-                <w:sz w:val="24"/>
-                <w:lang w:val="en-US"/>
-              </w:rPr>
-              <w:t xml:space="preserve"> {{INVENTOR_NAME}}</w:t>
+                <w:rFonts w:hint="default" w:ascii="Calibri" w:hAnsi="Calibri" w:eastAsia="SimSun" w:cs="Calibri"/>
+                <w:sz w:val="24"/>
+                <w:szCs w:val="24"/>
+              </w:rPr>
+              <w:t>{{SERVICE_NAME}}</w:t>
             </w:r>
           </w:p>
           <w:p>
@@ -8560,7 +8512,6 @@
           </w:tblCellMar>
         </w:tblPrEx>
         <w:trPr>
-          <w:wAfter w:w="0" w:type="auto"/>
           <w:trHeight w:val="8194" w:hRule="atLeast"/>
         </w:trPr>
         <w:tc>
@@ -8735,19 +8686,25 @@
             <w:pPr>
               <w:pStyle w:val="35"/>
               <w:numPr>
-                <w:ilvl w:val="1"/>
-                <w:numId w:val="2"/>
+                <w:numId w:val="0"/>
               </w:numPr>
               <w:tabs>
                 <w:tab w:val="left" w:pos="1421"/>
               </w:tabs>
               <w:spacing w:before="45"/>
-              <w:ind w:hanging="361"/>
+              <w:ind w:left="1059" w:leftChars="0"/>
               <w:jc w:val="both"/>
               <w:rPr>
                 <w:sz w:val="24"/>
               </w:rPr>
             </w:pPr>
+            <w:r>
+              <w:rPr>
+                <w:rFonts w:ascii="Wingdings" w:hAnsi="Wingdings"/>
+                <w:sz w:val="24"/>
+              </w:rPr>
+              <w:t></w:t>
+            </w:r>
             <w:r>
               <w:rPr>
                 <w:sz w:val="24"/>
@@ -8890,19 +8847,25 @@
             <w:pPr>
               <w:pStyle w:val="35"/>
               <w:numPr>
-                <w:ilvl w:val="1"/>
-                <w:numId w:val="2"/>
+                <w:numId w:val="0"/>
               </w:numPr>
               <w:tabs>
                 <w:tab w:val="left" w:pos="1421"/>
               </w:tabs>
               <w:spacing w:before="42" w:line="276" w:lineRule="auto"/>
-              <w:ind w:right="100"/>
+              <w:ind w:left="1060" w:leftChars="0" w:right="100" w:rightChars="0"/>
               <w:jc w:val="both"/>
               <w:rPr>
                 <w:sz w:val="24"/>
               </w:rPr>
             </w:pPr>
+            <w:r>
+              <w:rPr>
+                <w:rFonts w:ascii="Wingdings" w:hAnsi="Wingdings"/>
+                <w:sz w:val="24"/>
+              </w:rPr>
+              <w:t></w:t>
+            </w:r>
             <w:r>
               <w:rPr>
                 <w:sz w:val="24"/>
@@ -9279,19 +9242,25 @@
             <w:pPr>
               <w:pStyle w:val="35"/>
               <w:numPr>
-                <w:ilvl w:val="1"/>
-                <w:numId w:val="2"/>
+                <w:numId w:val="0"/>
               </w:numPr>
               <w:tabs>
                 <w:tab w:val="left" w:pos="1421"/>
               </w:tabs>
               <w:spacing w:line="304" w:lineRule="exact"/>
-              <w:ind w:hanging="361"/>
+              <w:ind w:left="1059" w:leftChars="0"/>
               <w:jc w:val="both"/>
               <w:rPr>
                 <w:sz w:val="24"/>
               </w:rPr>
             </w:pPr>
+            <w:r>
+              <w:rPr>
+                <w:rFonts w:ascii="Wingdings" w:hAnsi="Wingdings"/>
+                <w:sz w:val="24"/>
+              </w:rPr>
+              <w:t></w:t>
+            </w:r>
             <w:r>
               <w:rPr>
                 <w:sz w:val="24"/>
@@ -9485,19 +9454,25 @@
             <w:pPr>
               <w:pStyle w:val="35"/>
               <w:numPr>
-                <w:ilvl w:val="1"/>
-                <w:numId w:val="2"/>
+                <w:numId w:val="0"/>
               </w:numPr>
               <w:tabs>
                 <w:tab w:val="left" w:pos="1421"/>
               </w:tabs>
               <w:spacing w:before="45"/>
-              <w:ind w:hanging="361"/>
+              <w:ind w:left="1059" w:leftChars="0"/>
               <w:jc w:val="both"/>
               <w:rPr>
                 <w:sz w:val="24"/>
               </w:rPr>
             </w:pPr>
+            <w:r>
+              <w:rPr>
+                <w:rFonts w:ascii="Wingdings" w:hAnsi="Wingdings"/>
+                <w:sz w:val="24"/>
+              </w:rPr>
+              <w:t></w:t>
+            </w:r>
             <w:r>
               <w:rPr>
                 <w:sz w:val="24"/>
@@ -9627,19 +9602,25 @@
             <w:pPr>
               <w:pStyle w:val="35"/>
               <w:numPr>
-                <w:ilvl w:val="1"/>
-                <w:numId w:val="2"/>
+                <w:numId w:val="0"/>
               </w:numPr>
               <w:tabs>
                 <w:tab w:val="left" w:pos="1421"/>
               </w:tabs>
               <w:spacing w:before="42"/>
-              <w:ind w:hanging="361"/>
+              <w:ind w:left="1059" w:leftChars="0"/>
               <w:jc w:val="both"/>
               <w:rPr>
                 <w:sz w:val="24"/>
               </w:rPr>
             </w:pPr>
+            <w:r>
+              <w:rPr>
+                <w:rFonts w:ascii="Wingdings" w:hAnsi="Wingdings"/>
+                <w:sz w:val="24"/>
+              </w:rPr>
+              <w:t></w:t>
+            </w:r>
             <w:r>
               <w:rPr>
                 <w:sz w:val="24"/>
@@ -10841,7 +10822,6 @@
           </w:tblCellMar>
         </w:tblPrEx>
         <w:trPr>
-          <w:wAfter w:w="0" w:type="auto"/>
           <w:trHeight w:val="619" w:hRule="atLeast"/>
         </w:trPr>
         <w:tc>
@@ -11024,7 +11004,6 @@
           </w:tblCellMar>
         </w:tblPrEx>
         <w:trPr>
-          <w:wAfter w:w="0" w:type="auto"/>
           <w:trHeight w:val="317" w:hRule="atLeast"/>
         </w:trPr>
         <w:tc>
@@ -11126,7 +11105,6 @@
           </w:tblCellMar>
         </w:tblPrEx>
         <w:trPr>
-          <w:wAfter w:w="0" w:type="auto"/>
           <w:trHeight w:val="950" w:hRule="atLeast"/>
         </w:trPr>
         <w:tc>
@@ -11202,40 +11180,18 @@
                 <w:tab w:val="left" w:pos="2260"/>
               </w:tabs>
               <w:rPr>
-                <w:sz w:val="24"/>
-              </w:rPr>
-            </w:pPr>
-            <w:r>
-              <w:rPr>
-                <w:sz w:val="24"/>
-              </w:rPr>
-              <w:t>No.</w:t>
-            </w:r>
-            <w:r>
-              <w:rPr>
-                <w:spacing w:val="-3"/>
-                <w:sz w:val="24"/>
-              </w:rPr>
-              <w:t xml:space="preserve"> </w:t>
-            </w:r>
-            <w:r>
-              <w:rPr>
-                <w:sz w:val="24"/>
-              </w:rPr>
-              <w:t>of</w:t>
-            </w:r>
-            <w:r>
-              <w:rPr>
-                <w:spacing w:val="-2"/>
-                <w:sz w:val="24"/>
-              </w:rPr>
-              <w:t xml:space="preserve"> </w:t>
-            </w:r>
-            <w:r>
-              <w:rPr>
-                <w:sz w:val="24"/>
-              </w:rPr>
-              <w:t>pages (4)</w:t>
+                <w:rFonts w:hint="default"/>
+                <w:sz w:val="24"/>
+                <w:lang w:val="en-US"/>
+              </w:rPr>
+            </w:pPr>
+            <w:r>
+              <w:rPr>
+                <w:rFonts w:hint="default"/>
+                <w:sz w:val="24"/>
+                <w:lang w:val="en-US"/>
+              </w:rPr>
+              <w:t xml:space="preserve">  7</w:t>
             </w:r>
           </w:p>
         </w:tc>
@@ -11290,7 +11246,6 @@
           </w:tblCellMar>
         </w:tblPrEx>
         <w:trPr>
-          <w:wAfter w:w="0" w:type="auto"/>
           <w:trHeight w:val="619" w:hRule="atLeast"/>
         </w:trPr>
         <w:tc>
@@ -11345,88 +11300,24 @@
             <w:tcW w:w="2554" w:type="dxa"/>
             <w:gridSpan w:val="7"/>
           </w:tcPr>
-          <w:p>
-            <w:pPr>
-              <w:pStyle w:val="35"/>
-              <w:spacing w:line="292" w:lineRule="exact"/>
-              <w:ind w:left="127"/>
-              <w:rPr>
-                <w:sz w:val="24"/>
-              </w:rPr>
-            </w:pPr>
-            <w:r>
-              <w:rPr>
-                <w:sz w:val="24"/>
-              </w:rPr>
-              <w:t>No.</w:t>
-            </w:r>
-            <w:r>
-              <w:rPr>
-                <w:spacing w:val="-3"/>
-                <w:sz w:val="24"/>
-              </w:rPr>
-              <w:t xml:space="preserve"> </w:t>
-            </w:r>
-            <w:r>
-              <w:rPr>
-                <w:sz w:val="24"/>
-              </w:rPr>
-              <w:t>of claims (2)</w:t>
-            </w:r>
-            <w:r>
-              <w:rPr>
-                <w:spacing w:val="-1"/>
-                <w:sz w:val="24"/>
-              </w:rPr>
-              <w:t xml:space="preserve"> </w:t>
-            </w:r>
-            <w:r>
-              <w:rPr>
-                <w:sz w:val="24"/>
-              </w:rPr>
-              <w:t>and</w:t>
-            </w:r>
-          </w:p>
           <w:p>
             <w:pPr>
               <w:tabs>
                 <w:tab w:val="left" w:pos="2260"/>
               </w:tabs>
               <w:rPr>
-                <w:sz w:val="24"/>
-              </w:rPr>
-            </w:pPr>
-            <w:r>
-              <w:rPr>
-                <w:sz w:val="24"/>
-              </w:rPr>
-              <w:t>No.</w:t>
-            </w:r>
-            <w:r>
-              <w:rPr>
-                <w:spacing w:val="-3"/>
-                <w:sz w:val="24"/>
-              </w:rPr>
-              <w:t xml:space="preserve"> </w:t>
-            </w:r>
-            <w:r>
-              <w:rPr>
-                <w:sz w:val="24"/>
-              </w:rPr>
-              <w:t>of</w:t>
-            </w:r>
-            <w:r>
-              <w:rPr>
-                <w:spacing w:val="-2"/>
-                <w:sz w:val="24"/>
-              </w:rPr>
-              <w:t xml:space="preserve"> </w:t>
-            </w:r>
-            <w:r>
-              <w:rPr>
-                <w:sz w:val="24"/>
-              </w:rPr>
-              <w:t>pages</w:t>
+                <w:rFonts w:hint="default"/>
+                <w:sz w:val="24"/>
+                <w:lang w:val="en-US"/>
+              </w:rPr>
+            </w:pPr>
+            <w:r>
+              <w:rPr>
+                <w:rFonts w:hint="default"/>
+                <w:sz w:val="24"/>
+                <w:lang w:val="en-US"/>
+              </w:rPr>
+              <w:t>10&amp;1</w:t>
             </w:r>
           </w:p>
         </w:tc>
@@ -11481,7 +11372,6 @@
           </w:tblCellMar>
         </w:tblPrEx>
         <w:trPr>
-          <w:wAfter w:w="0" w:type="auto"/>
           <w:trHeight w:val="317" w:hRule="atLeast"/>
         </w:trPr>
         <w:tc>
@@ -11516,40 +11406,18 @@
                 <w:tab w:val="left" w:pos="2260"/>
               </w:tabs>
               <w:rPr>
-                <w:sz w:val="24"/>
-              </w:rPr>
-            </w:pPr>
-            <w:r>
-              <w:rPr>
-                <w:sz w:val="24"/>
-              </w:rPr>
-              <w:t>No.</w:t>
-            </w:r>
-            <w:r>
-              <w:rPr>
-                <w:spacing w:val="-3"/>
-                <w:sz w:val="24"/>
-              </w:rPr>
-              <w:t xml:space="preserve"> </w:t>
-            </w:r>
-            <w:r>
-              <w:rPr>
-                <w:sz w:val="24"/>
-              </w:rPr>
-              <w:t>of</w:t>
-            </w:r>
-            <w:r>
-              <w:rPr>
-                <w:spacing w:val="-2"/>
-                <w:sz w:val="24"/>
-              </w:rPr>
-              <w:t xml:space="preserve"> </w:t>
-            </w:r>
-            <w:r>
-              <w:rPr>
-                <w:sz w:val="24"/>
-              </w:rPr>
-              <w:t>pages(1)</w:t>
+                <w:rFonts w:hint="default"/>
+                <w:sz w:val="24"/>
+                <w:lang w:val="en-US"/>
+              </w:rPr>
+            </w:pPr>
+            <w:r>
+              <w:rPr>
+                <w:rFonts w:hint="default"/>
+                <w:sz w:val="24"/>
+                <w:lang w:val="en-US"/>
+              </w:rPr>
+              <w:t>1</w:t>
             </w:r>
           </w:p>
         </w:tc>
@@ -11604,7 +11472,6 @@
           </w:tblCellMar>
         </w:tblPrEx>
         <w:trPr>
-          <w:wAfter w:w="0" w:type="auto"/>
           <w:trHeight w:val="331" w:hRule="atLeast"/>
         </w:trPr>
         <w:tc>
@@ -11659,101 +11526,24 @@
             <w:tcW w:w="2554" w:type="dxa"/>
             <w:gridSpan w:val="7"/>
           </w:tcPr>
-          <w:p>
-            <w:pPr>
-              <w:pStyle w:val="35"/>
-              <w:spacing w:line="292" w:lineRule="exact"/>
-              <w:ind w:left="127"/>
-              <w:rPr>
-                <w:sz w:val="24"/>
-              </w:rPr>
-            </w:pPr>
-            <w:r>
-              <w:rPr>
-                <w:sz w:val="24"/>
-              </w:rPr>
-              <w:t>No.</w:t>
-            </w:r>
-            <w:r>
-              <w:rPr>
-                <w:spacing w:val="-5"/>
-                <w:sz w:val="24"/>
-              </w:rPr>
-              <w:t xml:space="preserve"> </w:t>
-            </w:r>
-            <w:r>
-              <w:rPr>
-                <w:sz w:val="24"/>
-              </w:rPr>
-              <w:t>of</w:t>
-            </w:r>
-            <w:r>
-              <w:rPr>
-                <w:spacing w:val="-2"/>
-                <w:sz w:val="24"/>
-              </w:rPr>
-              <w:t xml:space="preserve"> </w:t>
-            </w:r>
-            <w:r>
-              <w:rPr>
-                <w:sz w:val="24"/>
-              </w:rPr>
-              <w:t>drawings(1)</w:t>
-            </w:r>
-            <w:r>
-              <w:rPr>
-                <w:spacing w:val="-4"/>
-                <w:sz w:val="24"/>
-              </w:rPr>
-              <w:t xml:space="preserve"> </w:t>
-            </w:r>
-            <w:r>
-              <w:rPr>
-                <w:sz w:val="24"/>
-              </w:rPr>
-              <w:t>and</w:t>
-            </w:r>
-          </w:p>
           <w:p>
             <w:pPr>
               <w:tabs>
                 <w:tab w:val="left" w:pos="2260"/>
               </w:tabs>
               <w:rPr>
-                <w:sz w:val="24"/>
-              </w:rPr>
-            </w:pPr>
-            <w:r>
-              <w:rPr>
-                <w:sz w:val="24"/>
-              </w:rPr>
-              <w:t>No.</w:t>
-            </w:r>
-            <w:r>
-              <w:rPr>
-                <w:spacing w:val="-3"/>
-                <w:sz w:val="24"/>
-              </w:rPr>
-              <w:t xml:space="preserve"> </w:t>
-            </w:r>
-            <w:r>
-              <w:rPr>
-                <w:sz w:val="24"/>
-              </w:rPr>
-              <w:t>of</w:t>
-            </w:r>
-            <w:r>
-              <w:rPr>
-                <w:spacing w:val="-2"/>
-                <w:sz w:val="24"/>
-              </w:rPr>
-              <w:t xml:space="preserve"> </w:t>
-            </w:r>
-            <w:r>
-              <w:rPr>
-                <w:sz w:val="24"/>
-              </w:rPr>
-              <w:t>pages(1)</w:t>
+                <w:rFonts w:hint="default"/>
+                <w:sz w:val="24"/>
+                <w:lang w:val="en-US"/>
+              </w:rPr>
+            </w:pPr>
+            <w:r>
+              <w:rPr>
+                <w:rFonts w:hint="default"/>
+                <w:sz w:val="24"/>
+                <w:lang w:val="en-US"/>
+              </w:rPr>
+              <w:t>2&amp;7</w:t>
             </w:r>
           </w:p>
         </w:tc>
@@ -11808,7 +11598,6 @@
           </w:tblCellMar>
         </w:tblPrEx>
         <w:trPr>
-          <w:wAfter w:w="0" w:type="auto"/>
           <w:trHeight w:val="1354" w:hRule="atLeast"/>
         </w:trPr>
         <w:tc>
@@ -12285,7 +12074,6 @@
           </w:tblCellMar>
         </w:tblPrEx>
         <w:trPr>
-          <w:wAfter w:w="0" w:type="auto"/>
           <w:trHeight w:val="1354" w:hRule="atLeast"/>
         </w:trPr>
         <w:tc>
@@ -12483,7 +12271,15 @@
               <w:rPr>
                 <w:sz w:val="24"/>
               </w:rPr>
-              <w:t>Examination</w:t>
+              <w:t>Exa</w:t>
+            </w:r>
+            <w:bookmarkStart w:id="0" w:name="_GoBack"/>
+            <w:bookmarkEnd w:id="0"/>
+            <w:r>
+              <w:rPr>
+                <w:sz w:val="24"/>
+              </w:rPr>
+              <w:t>mination</w:t>
             </w:r>
             <w:r>
               <w:rPr>
@@ -13920,7 +13716,7 @@
                 <w:sz w:val="24"/>
                 <w:lang w:val="en-US"/>
               </w:rPr>
-              <w:t xml:space="preserve"> {{DAY}} {{MONTH}} {{YEAR}}</w:t>
+              <w:t>Dated this {{DAY}} {{MONTH}} {{YEAR}}</w:t>
             </w:r>
           </w:p>
           <w:p>
@@ -13957,11 +13753,11 @@
             </w:r>
             <w:r>
               <w:rPr>
-                <w:rFonts w:hint="default"/>
-                <w:sz w:val="24"/>
-                <w:lang w:val="en-US"/>
-              </w:rPr>
-              <w:t xml:space="preserve"> {{INVENTOR_NAME}}</w:t>
+                <w:rFonts w:hint="default" w:ascii="Calibri" w:hAnsi="Calibri" w:eastAsia="SimSun" w:cs="Calibri"/>
+                <w:sz w:val="24"/>
+                <w:szCs w:val="24"/>
+              </w:rPr>
+              <w:t>{{SERVICE_NAME}}</w:t>
             </w:r>
           </w:p>
           <w:p>
@@ -14041,7 +13837,9 @@
               <w:spacing w:before="45"/>
               <w:ind w:left="165"/>
               <w:rPr>
-                <w:sz w:val="24"/>
+                <w:rFonts w:hint="default"/>
+                <w:sz w:val="24"/>
+                <w:lang w:val="en-US"/>
               </w:rPr>
             </w:pPr>
             <w:r>
@@ -14087,7 +13885,15 @@
               <w:rPr>
                 <w:sz w:val="24"/>
               </w:rPr>
-              <w:t>at………………..</w:t>
+              <w:t>at</w:t>
+            </w:r>
+            <w:r>
+              <w:rPr>
+                <w:rFonts w:hint="default"/>
+                <w:sz w:val="24"/>
+                <w:lang w:val="en-US"/>
+              </w:rPr>
+              <w:t xml:space="preserve"> Chennai</w:t>
             </w:r>
           </w:p>
           <w:p>
@@ -15787,9 +15593,9 @@
     <w:lsdException w:unhideWhenUsed="0" w:uiPriority="68" w:semiHidden="0" w:name="Medium Grid 2"/>
     <w:lsdException w:unhideWhenUsed="0" w:uiPriority="69" w:semiHidden="0" w:name="Medium Grid 3"/>
     <w:lsdException w:unhideWhenUsed="0" w:uiPriority="70" w:semiHidden="0" w:name="Dark List"/>
-    <w:lsdException w:qFormat="1" w:unhideWhenUsed="0" w:uiPriority="71" w:semiHidden="0" w:name="Colorful Shading"/>
-    <w:lsdException w:qFormat="1" w:unhideWhenUsed="0" w:uiPriority="72" w:semiHidden="0" w:name="Colorful List"/>
-    <w:lsdException w:qFormat="1" w:unhideWhenUsed="0" w:uiPriority="73" w:semiHidden="0" w:name="Colorful Grid"/>
+    <w:lsdException w:unhideWhenUsed="0" w:uiPriority="71" w:semiHidden="0" w:name="Colorful Shading"/>
+    <w:lsdException w:unhideWhenUsed="0" w:uiPriority="72" w:semiHidden="0" w:name="Colorful List"/>
+    <w:lsdException w:unhideWhenUsed="0" w:uiPriority="73" w:semiHidden="0" w:name="Colorful Grid"/>
     <w:lsdException w:unhideWhenUsed="0" w:uiPriority="60" w:semiHidden="0" w:name="Light Shading Accent 1"/>
     <w:lsdException w:unhideWhenUsed="0" w:uiPriority="61" w:semiHidden="0" w:name="Light List Accent 1"/>
     <w:lsdException w:unhideWhenUsed="0" w:uiPriority="62" w:semiHidden="0" w:name="Light Grid Accent 1"/>
@@ -15804,9 +15610,9 @@
     <w:lsdException w:unhideWhenUsed="0" w:uiPriority="68" w:semiHidden="0" w:name="Medium Grid 2 Accent 1"/>
     <w:lsdException w:unhideWhenUsed="0" w:uiPriority="69" w:semiHidden="0" w:name="Medium Grid 3 Accent 1"/>
     <w:lsdException w:unhideWhenUsed="0" w:uiPriority="70" w:semiHidden="0" w:name="Dark List Accent 1"/>
-    <w:lsdException w:qFormat="1" w:unhideWhenUsed="0" w:uiPriority="71" w:semiHidden="0" w:name="Colorful Shading Accent 1"/>
-    <w:lsdException w:qFormat="1" w:unhideWhenUsed="0" w:uiPriority="72" w:semiHidden="0" w:name="Colorful List Accent 1"/>
-    <w:lsdException w:qFormat="1" w:unhideWhenUsed="0" w:uiPriority="73" w:semiHidden="0" w:name="Colorful Grid Accent 1"/>
+    <w:lsdException w:unhideWhenUsed="0" w:uiPriority="71" w:semiHidden="0" w:name="Colorful Shading Accent 1"/>
+    <w:lsdException w:unhideWhenUsed="0" w:uiPriority="72" w:semiHidden="0" w:name="Colorful List Accent 1"/>
+    <w:lsdException w:unhideWhenUsed="0" w:uiPriority="73" w:semiHidden="0" w:name="Colorful Grid Accent 1"/>
     <w:lsdException w:unhideWhenUsed="0" w:uiPriority="60" w:semiHidden="0" w:name="Light Shading Accent 2"/>
     <w:lsdException w:unhideWhenUsed="0" w:uiPriority="61" w:semiHidden="0" w:name="Light List Accent 2"/>
     <w:lsdException w:unhideWhenUsed="0" w:uiPriority="62" w:semiHidden="0" w:name="Light Grid Accent 2"/>
@@ -15818,9 +15624,9 @@
     <w:lsdException w:unhideWhenUsed="0" w:uiPriority="68" w:semiHidden="0" w:name="Medium Grid 2 Accent 2"/>
     <w:lsdException w:unhideWhenUsed="0" w:uiPriority="69" w:semiHidden="0" w:name="Medium Grid 3 Accent 2"/>
     <w:lsdException w:unhideWhenUsed="0" w:uiPriority="70" w:semiHidden="0" w:name="Dark List Accent 2"/>
-    <w:lsdException w:qFormat="1" w:unhideWhenUsed="0" w:uiPriority="71" w:semiHidden="0" w:name="Colorful Shading Accent 2"/>
-    <w:lsdException w:qFormat="1" w:unhideWhenUsed="0" w:uiPriority="72" w:semiHidden="0" w:name="Colorful List Accent 2"/>
-    <w:lsdException w:qFormat="1" w:unhideWhenUsed="0" w:uiPriority="73" w:semiHidden="0" w:name="Colorful Grid Accent 2"/>
+    <w:lsdException w:unhideWhenUsed="0" w:uiPriority="71" w:semiHidden="0" w:name="Colorful Shading Accent 2"/>
+    <w:lsdException w:unhideWhenUsed="0" w:uiPriority="72" w:semiHidden="0" w:name="Colorful List Accent 2"/>
+    <w:lsdException w:unhideWhenUsed="0" w:uiPriority="73" w:semiHidden="0" w:name="Colorful Grid Accent 2"/>
     <w:lsdException w:unhideWhenUsed="0" w:uiPriority="60" w:semiHidden="0" w:name="Light Shading Accent 3"/>
     <w:lsdException w:unhideWhenUsed="0" w:uiPriority="61" w:semiHidden="0" w:name="Light List Accent 3"/>
     <w:lsdException w:unhideWhenUsed="0" w:uiPriority="62" w:semiHidden="0" w:name="Light Grid Accent 3"/>
@@ -15832,9 +15638,9 @@
     <w:lsdException w:unhideWhenUsed="0" w:uiPriority="68" w:semiHidden="0" w:name="Medium Grid 2 Accent 3"/>
     <w:lsdException w:unhideWhenUsed="0" w:uiPriority="69" w:semiHidden="0" w:name="Medium Grid 3 Accent 3"/>
     <w:lsdException w:unhideWhenUsed="0" w:uiPriority="70" w:semiHidden="0" w:name="Dark List Accent 3"/>
-    <w:lsdException w:qFormat="1" w:unhideWhenUsed="0" w:uiPriority="71" w:semiHidden="0" w:name="Colorful Shading Accent 3"/>
-    <w:lsdException w:qFormat="1" w:unhideWhenUsed="0" w:uiPriority="72" w:semiHidden="0" w:name="Colorful List Accent 3"/>
-    <w:lsdException w:qFormat="1" w:unhideWhenUsed="0" w:uiPriority="73" w:semiHidden="0" w:name="Colorful Grid Accent 3"/>
+    <w:lsdException w:unhideWhenUsed="0" w:uiPriority="71" w:semiHidden="0" w:name="Colorful Shading Accent 3"/>
+    <w:lsdException w:unhideWhenUsed="0" w:uiPriority="72" w:semiHidden="0" w:name="Colorful List Accent 3"/>
+    <w:lsdException w:unhideWhenUsed="0" w:uiPriority="73" w:semiHidden="0" w:name="Colorful Grid Accent 3"/>
     <w:lsdException w:unhideWhenUsed="0" w:uiPriority="60" w:semiHidden="0" w:name="Light Shading Accent 4"/>
     <w:lsdException w:unhideWhenUsed="0" w:uiPriority="61" w:semiHidden="0" w:name="Light List Accent 4"/>
     <w:lsdException w:unhideWhenUsed="0" w:uiPriority="62" w:semiHidden="0" w:name="Light Grid Accent 4"/>
@@ -15846,9 +15652,9 @@
     <w:lsdException w:unhideWhenUsed="0" w:uiPriority="68" w:semiHidden="0" w:name="Medium Grid 2 Accent 4"/>
     <w:lsdException w:unhideWhenUsed="0" w:uiPriority="69" w:semiHidden="0" w:name="Medium Grid 3 Accent 4"/>
     <w:lsdException w:unhideWhenUsed="0" w:uiPriority="70" w:semiHidden="0" w:name="Dark List Accent 4"/>
-    <w:lsdException w:qFormat="1" w:unhideWhenUsed="0" w:uiPriority="71" w:semiHidden="0" w:name="Colorful Shading Accent 4"/>
-    <w:lsdException w:qFormat="1" w:unhideWhenUsed="0" w:uiPriority="72" w:semiHidden="0" w:name="Colorful List Accent 4"/>
-    <w:lsdException w:qFormat="1" w:unhideWhenUsed="0" w:uiPriority="73" w:semiHidden="0" w:name="Colorful Grid Accent 4"/>
+    <w:lsdException w:unhideWhenUsed="0" w:uiPriority="71" w:semiHidden="0" w:name="Colorful Shading Accent 4"/>
+    <w:lsdException w:unhideWhenUsed="0" w:uiPriority="72" w:semiHidden="0" w:name="Colorful List Accent 4"/>
+    <w:lsdException w:unhideWhenUsed="0" w:uiPriority="73" w:semiHidden="0" w:name="Colorful Grid Accent 4"/>
     <w:lsdException w:unhideWhenUsed="0" w:uiPriority="60" w:semiHidden="0" w:name="Light Shading Accent 5"/>
     <w:lsdException w:unhideWhenUsed="0" w:uiPriority="61" w:semiHidden="0" w:name="Light List Accent 5"/>
     <w:lsdException w:unhideWhenUsed="0" w:uiPriority="62" w:semiHidden="0" w:name="Light Grid Accent 5"/>
@@ -15860,9 +15666,9 @@
     <w:lsdException w:unhideWhenUsed="0" w:uiPriority="68" w:semiHidden="0" w:name="Medium Grid 2 Accent 5"/>
     <w:lsdException w:unhideWhenUsed="0" w:uiPriority="69" w:semiHidden="0" w:name="Medium Grid 3 Accent 5"/>
     <w:lsdException w:unhideWhenUsed="0" w:uiPriority="70" w:semiHidden="0" w:name="Dark List Accent 5"/>
-    <w:lsdException w:qFormat="1" w:unhideWhenUsed="0" w:uiPriority="71" w:semiHidden="0" w:name="Colorful Shading Accent 5"/>
-    <w:lsdException w:qFormat="1" w:unhideWhenUsed="0" w:uiPriority="72" w:semiHidden="0" w:name="Colorful List Accent 5"/>
-    <w:lsdException w:qFormat="1" w:unhideWhenUsed="0" w:uiPriority="73" w:semiHidden="0" w:name="Colorful Grid Accent 5"/>
+    <w:lsdException w:unhideWhenUsed="0" w:uiPriority="71" w:semiHidden="0" w:name="Colorful Shading Accent 5"/>
+    <w:lsdException w:unhideWhenUsed="0" w:uiPriority="72" w:semiHidden="0" w:name="Colorful List Accent 5"/>
+    <w:lsdException w:unhideWhenUsed="0" w:uiPriority="73" w:semiHidden="0" w:name="Colorful Grid Accent 5"/>
     <w:lsdException w:unhideWhenUsed="0" w:uiPriority="60" w:semiHidden="0" w:name="Light Shading Accent 6"/>
     <w:lsdException w:unhideWhenUsed="0" w:uiPriority="61" w:semiHidden="0" w:name="Light List Accent 6"/>
     <w:lsdException w:unhideWhenUsed="0" w:uiPriority="62" w:semiHidden="0" w:name="Light Grid Accent 6"/>
@@ -15874,9 +15680,9 @@
     <w:lsdException w:unhideWhenUsed="0" w:uiPriority="68" w:semiHidden="0" w:name="Medium Grid 2 Accent 6"/>
     <w:lsdException w:unhideWhenUsed="0" w:uiPriority="69" w:semiHidden="0" w:name="Medium Grid 3 Accent 6"/>
     <w:lsdException w:unhideWhenUsed="0" w:uiPriority="70" w:semiHidden="0" w:name="Dark List Accent 6"/>
-    <w:lsdException w:qFormat="1" w:unhideWhenUsed="0" w:uiPriority="71" w:semiHidden="0" w:name="Colorful Shading Accent 6"/>
-    <w:lsdException w:qFormat="1" w:unhideWhenUsed="0" w:uiPriority="72" w:semiHidden="0" w:name="Colorful List Accent 6"/>
-    <w:lsdException w:qFormat="1" w:unhideWhenUsed="0" w:uiPriority="73" w:semiHidden="0" w:name="Colorful Grid Accent 6"/>
+    <w:lsdException w:unhideWhenUsed="0" w:uiPriority="71" w:semiHidden="0" w:name="Colorful Shading Accent 6"/>
+    <w:lsdException w:unhideWhenUsed="0" w:uiPriority="72" w:semiHidden="0" w:name="Colorful List Accent 6"/>
+    <w:lsdException w:unhideWhenUsed="0" w:uiPriority="73" w:semiHidden="0" w:name="Colorful Grid Accent 6"/>
   </w:latentStyles>
   <w:style w:type="paragraph" w:default="1" w:styleId="1">
     <w:name w:val="Normal"/>
